--- a/政達特登/消防竣工查驗_應備文件清單_1151029.docx
+++ b/政達特登/消防竣工查驗_應備文件清單_1151029.docx
@@ -13,7 +13,7 @@
           <w:sz w:val="32"/>
           <w:szCs w:val="32"/>
         </w:rPr>
-        <w:t xml:space="preserve">政達木業有限公司二廠　消防安全設備竣工查驗應備文件清單</w:t>
+        <w:t xml:space="preserve">政達木業有限公司二廠　消防安全設備竣工查驗文件核對清單</w:t>
       </w:r>
     </w:p>
     <w:p>
@@ -139,7 +139,7 @@
           <w:sz w:val="21"/>
           <w:szCs w:val="21"/>
         </w:rPr>
-        <w:t xml:space="preserve">設備已經完工，麻煩設備師協助準備下列資料並送件申請竣工查驗（可以從內政部消防署線上申辦系統 fps2.nfa.gov.tw/nfa02 送件）。標「公司」的項目由我們準備好交給您。</w:t>
+        <w:t xml:space="preserve">設備已完工，設備師已向消防局報驗，目前等消防局排定查驗。麻煩設備師對照下表，確認送件資料都已附齊；有缺的請告訴我們補。標「公司」的項目由我們準備。</w:t>
       </w:r>
     </w:p>
     <w:p>
@@ -153,7 +153,7 @@
           <w:sz w:val="28"/>
           <w:szCs w:val="28"/>
         </w:rPr>
-        <w:t xml:space="preserve">一、送件文件</w:t>
+        <w:t xml:space="preserve">一、送件文件（請核對是否已附）</w:t>
       </w:r>
     </w:p>
     <w:tbl>
@@ -1288,7 +1288,7 @@
           <w:sz w:val="28"/>
           <w:szCs w:val="28"/>
         </w:rPr>
-        <w:t xml:space="preserve">二、光碟一片（送件時附）</w:t>
+        <w:t xml:space="preserve">二、光碟一片（請確認已附）</w:t>
       </w:r>
     </w:p>
     <w:tbl>
@@ -1856,7 +1856,7 @@
           <w:sz w:val="21"/>
           <w:szCs w:val="21"/>
         </w:rPr>
-        <w:t xml:space="preserve">預計送件日期：＿＿＿＿＿＿</w:t>
+        <w:t xml:space="preserve">報驗日期：＿＿＿＿＿＿　消防局排定的查驗日期：＿＿＿＿＿＿</w:t>
       </w:r>
     </w:p>
     <w:p>
@@ -1878,7 +1878,7 @@
           <w:sz w:val="21"/>
           <w:szCs w:val="21"/>
         </w:rPr>
-        <w:t xml:space="preserve">第3項（以縣府核准函代替建照、使照）向承辦人確認的結果：＿＿＿＿＿＿</w:t>
+        <w:t xml:space="preserve">第9項有效開口玻璃厚度證明是否已附：□已附　□未附（公司馬上補）</w:t>
       </w:r>
     </w:p>
     <w:p>
@@ -1905,6 +1905,28 @@
     </w:p>
     <w:p>
       <w:pPr>
+        <w:spacing w:after="60" w:line="280"/>
+        <w:ind w:left="420" w:hanging="360"/>
+      </w:pPr>
+      <w:r>
+        <w:rPr>
+          <w:rFonts w:ascii="Microsoft JhengHei" w:cs="Microsoft JhengHei" w:eastAsia="Microsoft JhengHei" w:hAnsi="Microsoft JhengHei"/>
+          <w:sz w:val="21"/>
+          <w:szCs w:val="21"/>
+        </w:rPr>
+        <w:t xml:space="preserve">4. </w:t>
+      </w:r>
+      <w:r>
+        <w:rPr>
+          <w:rFonts w:ascii="Microsoft JhengHei" w:cs="Microsoft JhengHei" w:eastAsia="Microsoft JhengHei" w:hAnsi="Microsoft JhengHei"/>
+          <w:sz w:val="21"/>
+          <w:szCs w:val="21"/>
+        </w:rPr>
+        <w:t xml:space="preserve">查驗當天公司需要派誰到場、要做什麼：＿＿＿＿＿＿</w:t>
+      </w:r>
+    </w:p>
+    <w:p>
+      <w:pPr>
         <w:spacing w:after="120" w:line="300"/>
       </w:pPr>
       <w:r>
@@ -1913,7 +1935,7 @@
           <w:sz w:val="21"/>
           <w:szCs w:val="21"/>
         </w:rPr>
-        <w:t xml:space="preserve">查驗合格函下來後，公司要用它申請特定工廠登記（期限116年5月21日），麻煩儘早送件，謝謝！</w:t>
+        <w:t xml:space="preserve">查驗合格函下來後，公司要用它申請特定工廠登記（期限116年5月21日），麻煩查驗日期一確定就通知我們，謝謝！</w:t>
       </w:r>
     </w:p>
     <w:p>
